--- a/labs/lab-02_MH.docx
+++ b/labs/lab-02_MH.docx
@@ -2300,7 +2300,7 @@
         <w:pStyle w:val="BodyText"/>
       </w:pPr>
       <w:r>
-        <w:t xml:space="preserve">Let’s filter for observations with over 10,000 births in 1979, and select only the county name and number of birth variables:</w:t>
+        <w:t xml:space="preserve">Let’s filter for observations with over 10,000 births in 1974, and select only the county name and number of birth variables:</w:t>
       </w:r>
     </w:p>
     <w:p>
